--- a/part1/ep07_La_degustation_du_jeudi.docx
+++ b/part1/ep07_La_degustation_du_jeudi.docx
@@ -8187,7 +8187,7 @@
           <w:color w:val="7A1F3D"/>
           <w:sz w:val="20"/>
         </w:rPr>
-        <w:t>▶ 다음 화 예고 — 제8화 « Le parapluie oublié » : 레아가 두고 간 우산. 비 오는 월요일, 가게로 돌아온 그녀 앞에 젖은 앙투안이 나타난다.</w:t>
+        <w:t>다음 화 예고 — 제8화 « Le parapluie oublié » : 레아가 두고 간 우산. 비 오는 월요일, 가게로 돌아온 그녀 앞에 젖은 앙투안이 나타난다.</w:t>
       </w:r>
     </w:p>
     <w:sectPr>
